--- a/docs/manuscript_development/CO2_SUPPLEMENTARY_METHODS_DRAFT.docx
+++ b/docs/manuscript_development/CO2_SUPPLEMENTARY_METHODS_DRAFT.docx
@@ -1344,7 +1344,7 @@
     </w:p>
     <w:p>
       <w:r>
-        <w:t>The generated Table 1/2 files currently exist on HPC under:</w:t>
+        <w:t>The generated Table 1/2 files were produced on HPC under:</w:t>
       </w:r>
     </w:p>
     <w:p>
@@ -1364,7 +1364,7 @@
     </w:p>
     <w:p>
       <w:r>
-        <w:t xml:space="preserve">The remote output set includes </w:t>
+        <w:t xml:space="preserve">The output set includes </w:t>
       </w:r>
       <w:r>
         <w:rPr>
@@ -1414,12 +1414,17 @@
         <w:t>table1_2_co2_rso2_wide.csv</w:t>
       </w:r>
       <w:r>
-        <w:t>.</w:t>
+        <w:t xml:space="preserve">. These files have been pulled into the local mirror under </w:t>
       </w:r>
-    </w:p>
-    <w:p>
       <w:r>
-        <w:t xml:space="preserve">Local pull of these files is pending because IU SSH became intermittently unavailable during transfer. The run log is saved in </w:t>
+        <w:rPr>
+          <w:rFonts w:ascii="Consolas" w:hAnsi="Consolas"/>
+          <w:sz w:val="20"/>
+        </w:rPr>
+        <w:t>results/manuscript_tables/</w:t>
+      </w:r>
+      <w:r>
+        <w:t xml:space="preserve">. The run log is saved in </w:t>
       </w:r>
       <w:r>
         <w:rPr>

--- a/docs/manuscript_development/CO2_SUPPLEMENTARY_METHODS_DRAFT.docx
+++ b/docs/manuscript_development/CO2_SUPPLEMENTARY_METHODS_DRAFT.docx
@@ -1293,6 +1293,16 @@
         </w:rPr>
         <w:t>code/manuscript_tables/build_table1_2_co2_rso2.py</w:t>
       </w:r>
+      <w:r>
+        <w:t xml:space="preserve"> and packaged as </w:t>
+      </w:r>
+      <w:r>
+        <w:rPr>
+          <w:rFonts w:ascii="Consolas" w:hAnsi="Consolas"/>
+          <w:sz w:val="20"/>
+        </w:rPr>
+        <w:t>docs/manuscript_development/generated_assets/supplementary_etable1_2_cohort_characteristics.xlsx</w:t>
+      </w:r>
     </w:p>
     <w:p>
       <w:pPr>

--- a/docs/manuscript_development/CO2_SUPPLEMENTARY_METHODS_DRAFT.docx
+++ b/docs/manuscript_development/CO2_SUPPLEMENTARY_METHODS_DRAFT.docx
@@ -1457,60 +1457,17 @@
     </w:p>
     <w:p>
       <w:r>
-        <w:t>The repository includes planned 5-model sensitivity summaries, but the current analysis bundle reports missing result directories for all planned sensitivity variants. Until these analyses are completed, the manuscript should not claim robustness across alternative model specifications.</w:t>
+        <w:t xml:space="preserve">No sensitivity analyses are reported in the current manuscript evidence package. The repository includes a planned 5-model sensitivity summary file, but all planned result directories are marked as </w:t>
       </w:r>
-    </w:p>
-    <w:p>
       <w:r>
-        <w:t>Recommended sensitivity checks before submission:</w:t>
+        <w:rPr>
+          <w:rFonts w:ascii="Consolas" w:hAnsi="Consolas"/>
+          <w:sz w:val="20"/>
+        </w:rPr>
+        <w:t>missing_result_dir</w:t>
       </w:r>
-    </w:p>
-    <w:p>
-      <w:pPr>
-        <w:pStyle w:val="ListBullet"/>
-      </w:pPr>
       <w:r>
-        <w:t>Alternative EtCO2 analytic ranges</w:t>
-      </w:r>
-    </w:p>
-    <w:p>
-      <w:pPr>
-        <w:pStyle w:val="ListBullet"/>
-      </w:pPr>
-      <w:r>
-        <w:t>Alternative tissue oxygenation inclusion ranges</w:t>
-      </w:r>
-    </w:p>
-    <w:p>
-      <w:pPr>
-        <w:pStyle w:val="ListBullet"/>
-      </w:pPr>
-      <w:r>
-        <w:t>Patient-level or case-level bootstrap if not already used</w:t>
-      </w:r>
-    </w:p>
-    <w:p>
-      <w:pPr>
-        <w:pStyle w:val="ListBullet"/>
-      </w:pPr>
-      <w:r>
-        <w:t>Models with broader intraoperative covariate adjustment</w:t>
-      </w:r>
-    </w:p>
-    <w:p>
-      <w:pPr>
-        <w:pStyle w:val="ListBullet"/>
-      </w:pPr>
-      <w:r>
-        <w:t>Lagged EtCO2 analyses, if clinically justified</w:t>
-      </w:r>
-    </w:p>
-    <w:p>
-      <w:pPr>
-        <w:pStyle w:val="ListBullet"/>
-      </w:pPr>
-      <w:r>
-        <w:t>Subgroup analyses by age, sex, and preoperative hypertension status</w:t>
+        <w:t>; therefore, the current manuscript does not claim robustness across alternative ventilatory or hemodynamic model specifications. If these analyses are completed before submission, they should be added as a separate supplementary table with the same outcome-channel terminology used in the main manuscript.</w:t>
       </w:r>
     </w:p>
     <w:p>
